--- a/final review.docx
+++ b/final review.docx
@@ -5,9 +5,6 @@
     <w:p>
       <w:pPr>
         <w:ind w:firstLine="0"/>
-        <w:rPr>
-          <w:rFonts w:hint="eastAsia"/>
-        </w:rPr>
       </w:pPr>
       <w:r>
         <w:t>L</w:t>
@@ -24,6 +21,9 @@
         <w:ind w:firstLine="0"/>
       </w:pPr>
       <w:r>
+        <w:rPr>
+          <w:noProof/>
+        </w:rPr>
         <w:drawing>
           <wp:inline distT="0" distB="0" distL="0" distR="0" wp14:anchorId="68E2A905" wp14:editId="3D505872">
             <wp:extent cx="5274310" cy="2708275"/>
@@ -66,6 +66,9 @@
         <w:ind w:firstLine="0"/>
       </w:pPr>
       <w:r>
+        <w:rPr>
+          <w:noProof/>
+        </w:rPr>
         <w:drawing>
           <wp:inline distT="0" distB="0" distL="0" distR="0" wp14:anchorId="6D3D3352" wp14:editId="727F84C7">
             <wp:extent cx="5274310" cy="2847340"/>
@@ -925,9 +928,9 @@
             <m:t>dt</m:t>
           </m:r>
           <m:r>
-            <w:rPr>
-              <w:i/>
-            </w:rPr>
+            <m:rPr>
+              <m:sty m:val="p"/>
+            </m:rPr>
             <w:br/>
           </m:r>
         </m:oMath>
@@ -1732,6 +1735,9 @@
         <w:ind w:firstLine="0"/>
       </w:pPr>
       <w:r>
+        <w:rPr>
+          <w:noProof/>
+        </w:rPr>
         <w:drawing>
           <wp:inline distT="0" distB="0" distL="0" distR="0" wp14:anchorId="5D696B37" wp14:editId="055409D7">
             <wp:extent cx="5274310" cy="2408555"/>
@@ -1773,13 +1779,105 @@
       <w:pPr>
         <w:ind w:firstLine="0"/>
       </w:pPr>
+      <w:r>
+        <w:lastRenderedPageBreak/>
+        <w:drawing>
+          <wp:inline distT="0" distB="0" distL="0" distR="0" wp14:anchorId="1CFD3355" wp14:editId="72A788C1">
+            <wp:extent cx="5274310" cy="4559300"/>
+            <wp:effectExtent l="0" t="0" r="2540" b="0"/>
+            <wp:docPr id="941709312" name="Picture 1"/>
+            <wp:cNvGraphicFramePr>
+              <a:graphicFrameLocks xmlns:a="http://schemas.openxmlformats.org/drawingml/2006/main" noChangeAspect="1"/>
+            </wp:cNvGraphicFramePr>
+            <a:graphic xmlns:a="http://schemas.openxmlformats.org/drawingml/2006/main">
+              <a:graphicData uri="http://schemas.openxmlformats.org/drawingml/2006/picture">
+                <pic:pic xmlns:pic="http://schemas.openxmlformats.org/drawingml/2006/picture">
+                  <pic:nvPicPr>
+                    <pic:cNvPr id="941709312" name=""/>
+                    <pic:cNvPicPr/>
+                  </pic:nvPicPr>
+                  <pic:blipFill>
+                    <a:blip r:embed="rId7"/>
+                    <a:stretch>
+                      <a:fillRect/>
+                    </a:stretch>
+                  </pic:blipFill>
+                  <pic:spPr>
+                    <a:xfrm>
+                      <a:off x="0" y="0"/>
+                      <a:ext cx="5274310" cy="4559300"/>
+                    </a:xfrm>
+                    <a:prstGeom prst="rect">
+                      <a:avLst/>
+                    </a:prstGeom>
+                  </pic:spPr>
+                </pic:pic>
+              </a:graphicData>
+            </a:graphic>
+          </wp:inline>
+        </w:drawing>
+      </w:r>
     </w:p>
     <w:p>
       <w:pPr>
         <w:ind w:firstLine="0"/>
         <w:rPr>
           <w:rFonts w:hint="eastAsia"/>
+          <w:b/>
+          <w:bCs/>
         </w:rPr>
+      </w:pPr>
+      <w:r>
+        <w:rPr>
+          <w:b/>
+          <w:bCs/>
+        </w:rPr>
+        <w:lastRenderedPageBreak/>
+        <w:drawing>
+          <wp:inline distT="0" distB="0" distL="0" distR="0" wp14:anchorId="418D9573" wp14:editId="5E1CF2C5">
+            <wp:extent cx="5274310" cy="5386070"/>
+            <wp:effectExtent l="0" t="0" r="2540" b="5080"/>
+            <wp:docPr id="682059913" name="Picture 1"/>
+            <wp:cNvGraphicFramePr>
+              <a:graphicFrameLocks xmlns:a="http://schemas.openxmlformats.org/drawingml/2006/main" noChangeAspect="1"/>
+            </wp:cNvGraphicFramePr>
+            <a:graphic xmlns:a="http://schemas.openxmlformats.org/drawingml/2006/main">
+              <a:graphicData uri="http://schemas.openxmlformats.org/drawingml/2006/picture">
+                <pic:pic xmlns:pic="http://schemas.openxmlformats.org/drawingml/2006/picture">
+                  <pic:nvPicPr>
+                    <pic:cNvPr id="682059913" name=""/>
+                    <pic:cNvPicPr/>
+                  </pic:nvPicPr>
+                  <pic:blipFill>
+                    <a:blip r:embed="rId8"/>
+                    <a:stretch>
+                      <a:fillRect/>
+                    </a:stretch>
+                  </pic:blipFill>
+                  <pic:spPr>
+                    <a:xfrm>
+                      <a:off x="0" y="0"/>
+                      <a:ext cx="5274310" cy="5386070"/>
+                    </a:xfrm>
+                    <a:prstGeom prst="rect">
+                      <a:avLst/>
+                    </a:prstGeom>
+                  </pic:spPr>
+                </pic:pic>
+              </a:graphicData>
+            </a:graphic>
+          </wp:inline>
+        </w:drawing>
+      </w:r>
+    </w:p>
+    <w:p>
+      <w:pPr>
+        <w:ind w:firstLine="0"/>
+      </w:pPr>
+    </w:p>
+    <w:p>
+      <w:pPr>
+        <w:ind w:firstLine="0"/>
       </w:pPr>
       <w:r>
         <w:t>L</w:t>
@@ -1796,7 +1894,9 @@
         <w:ind w:firstLine="0"/>
       </w:pPr>
       <w:r>
-        <w:lastRenderedPageBreak/>
+        <w:rPr>
+          <w:noProof/>
+        </w:rPr>
         <w:drawing>
           <wp:inline distT="0" distB="0" distL="0" distR="0" wp14:anchorId="11D1EF98" wp14:editId="5D430E3D">
             <wp:extent cx="5274310" cy="2422525"/>
@@ -1813,7 +1913,7 @@
                     <pic:cNvPicPr/>
                   </pic:nvPicPr>
                   <pic:blipFill>
-                    <a:blip r:embed="rId7"/>
+                    <a:blip r:embed="rId9"/>
                     <a:stretch>
                       <a:fillRect/>
                     </a:stretch>
@@ -1839,6 +1939,10 @@
         <w:ind w:firstLine="0"/>
       </w:pPr>
       <w:r>
+        <w:rPr>
+          <w:noProof/>
+        </w:rPr>
+        <w:lastRenderedPageBreak/>
         <w:drawing>
           <wp:inline distT="0" distB="0" distL="0" distR="0" wp14:anchorId="6E5A8F87" wp14:editId="0132D146">
             <wp:extent cx="5274310" cy="2629535"/>
@@ -1855,7 +1959,7 @@
                     <pic:cNvPicPr/>
                   </pic:nvPicPr>
                   <pic:blipFill>
-                    <a:blip r:embed="rId8"/>
+                    <a:blip r:embed="rId10"/>
                     <a:stretch>
                       <a:fillRect/>
                     </a:stretch>
@@ -1881,6 +1985,9 @@
         <w:ind w:firstLine="0"/>
       </w:pPr>
       <w:r>
+        <w:rPr>
+          <w:noProof/>
+        </w:rPr>
         <w:drawing>
           <wp:inline distT="0" distB="0" distL="0" distR="0" wp14:anchorId="1B2D3DA3" wp14:editId="6F2535CD">
             <wp:extent cx="5274310" cy="1907540"/>
@@ -1897,7 +2004,7 @@
                     <pic:cNvPicPr/>
                   </pic:nvPicPr>
                   <pic:blipFill>
-                    <a:blip r:embed="rId9"/>
+                    <a:blip r:embed="rId11"/>
                     <a:stretch>
                       <a:fillRect/>
                     </a:stretch>
@@ -1942,7 +2049,9 @@
         <w:ind w:firstLine="0"/>
       </w:pPr>
       <w:r>
-        <w:lastRenderedPageBreak/>
+        <w:rPr>
+          <w:noProof/>
+        </w:rPr>
         <w:drawing>
           <wp:inline distT="0" distB="0" distL="0" distR="0" wp14:anchorId="7BCF2C50" wp14:editId="79C2D06B">
             <wp:extent cx="5274310" cy="2553335"/>
@@ -1959,7 +2068,7 @@
                     <pic:cNvPicPr/>
                   </pic:nvPicPr>
                   <pic:blipFill>
-                    <a:blip r:embed="rId10"/>
+                    <a:blip r:embed="rId12"/>
                     <a:stretch>
                       <a:fillRect/>
                     </a:stretch>
@@ -2065,6 +2174,7 @@
             <w:rPr>
               <w:rFonts w:ascii="Cambria Math" w:hAnsi="Cambria Math"/>
             </w:rPr>
+            <w:lastRenderedPageBreak/>
             <m:t>y(t)=x(t)*u(t)</m:t>
           </m:r>
         </m:oMath>
@@ -2236,7 +2346,7 @@
       </w:pPr>
       <w:r>
         <w:pict w14:anchorId="738106CD">
-          <v:rect id="_x0000_i1031" style="width:0;height:1.5pt" o:hralign="center" o:hrstd="t" o:hr="t" fillcolor="#a0a0a0" stroked="f"/>
+          <v:rect id="_x0000_i1025" style="width:0;height:1.5pt" o:hralign="center" o:hrstd="t" o:hr="t" fillcolor="#a0a0a0" stroked="f"/>
         </w:pict>
       </w:r>
     </w:p>
@@ -2550,7 +2660,6 @@
         <w:ind w:firstLine="0"/>
       </w:pPr>
       <w:r>
-        <w:lastRenderedPageBreak/>
         <w:t>因此：</w:t>
       </w:r>
     </w:p>
@@ -2693,6 +2802,10 @@
         <w:ind w:firstLine="0"/>
       </w:pPr>
       <w:r>
+        <w:rPr>
+          <w:noProof/>
+        </w:rPr>
+        <w:lastRenderedPageBreak/>
         <w:drawing>
           <wp:inline distT="0" distB="0" distL="0" distR="0" wp14:anchorId="341DE635" wp14:editId="79C581E5">
             <wp:extent cx="5274310" cy="2798445"/>
@@ -2709,7 +2822,7 @@
                     <pic:cNvPicPr/>
                   </pic:nvPicPr>
                   <pic:blipFill>
-                    <a:blip r:embed="rId11"/>
+                    <a:blip r:embed="rId13"/>
                     <a:stretch>
                       <a:fillRect/>
                     </a:stretch>
@@ -2730,6 +2843,9 @@
         </w:drawing>
       </w:r>
       <w:r>
+        <w:rPr>
+          <w:noProof/>
+        </w:rPr>
         <w:drawing>
           <wp:inline distT="0" distB="0" distL="0" distR="0" wp14:anchorId="45D053BF" wp14:editId="548AD186">
             <wp:extent cx="5274310" cy="2418080"/>
@@ -2746,7 +2862,7 @@
                     <pic:cNvPicPr/>
                   </pic:nvPicPr>
                   <pic:blipFill>
-                    <a:blip r:embed="rId12"/>
+                    <a:blip r:embed="rId14"/>
                     <a:stretch>
                       <a:fillRect/>
                     </a:stretch>
@@ -2772,7 +2888,9 @@
         <w:ind w:firstLine="0"/>
       </w:pPr>
       <w:r>
-        <w:lastRenderedPageBreak/>
+        <w:rPr>
+          <w:noProof/>
+        </w:rPr>
         <w:drawing>
           <wp:inline distT="0" distB="0" distL="0" distR="0" wp14:anchorId="35BA3C02" wp14:editId="61BA8532">
             <wp:extent cx="5274310" cy="2294890"/>
@@ -2789,7 +2907,7 @@
                     <pic:cNvPicPr/>
                   </pic:nvPicPr>
                   <pic:blipFill>
-                    <a:blip r:embed="rId13"/>
+                    <a:blip r:embed="rId15"/>
                     <a:stretch>
                       <a:fillRect/>
                     </a:stretch>
@@ -2814,7 +2932,24 @@
       <w:pPr>
         <w:ind w:firstLine="0"/>
       </w:pPr>
-      <w:r>
+    </w:p>
+    <w:p>
+      <w:pPr>
+        <w:ind w:firstLine="0"/>
+      </w:pPr>
+      <w:r>
+        <w:t>Lecture 4</w:t>
+      </w:r>
+    </w:p>
+    <w:p>
+      <w:pPr>
+        <w:ind w:firstLine="0"/>
+      </w:pPr>
+      <w:r>
+        <w:rPr>
+          <w:noProof/>
+        </w:rPr>
+        <w:lastRenderedPageBreak/>
         <w:drawing>
           <wp:inline distT="0" distB="0" distL="0" distR="0" wp14:anchorId="7E99CE04" wp14:editId="2B72530C">
             <wp:extent cx="5274310" cy="2741930"/>
@@ -2831,7 +2966,7 @@
                     <pic:cNvPicPr/>
                   </pic:nvPicPr>
                   <pic:blipFill>
-                    <a:blip r:embed="rId14"/>
+                    <a:blip r:embed="rId16"/>
                     <a:stretch>
                       <a:fillRect/>
                     </a:stretch>
@@ -2857,6 +2992,9 @@
         <w:ind w:firstLine="0"/>
       </w:pPr>
       <w:r>
+        <w:rPr>
+          <w:noProof/>
+        </w:rPr>
         <w:drawing>
           <wp:inline distT="0" distB="0" distL="0" distR="0" wp14:anchorId="7FFF2DD8" wp14:editId="004ADB88">
             <wp:extent cx="5274310" cy="2646045"/>
@@ -2873,7 +3011,7 @@
                     <pic:cNvPicPr/>
                   </pic:nvPicPr>
                   <pic:blipFill>
-                    <a:blip r:embed="rId15"/>
+                    <a:blip r:embed="rId17"/>
                     <a:stretch>
                       <a:fillRect/>
                     </a:stretch>
@@ -2897,9 +3035,202 @@
     <w:p>
       <w:pPr>
         <w:ind w:firstLine="0"/>
+      </w:pPr>
+    </w:p>
+    <w:p>
+      <w:pPr>
+        <w:ind w:firstLine="0"/>
+      </w:pPr>
+      <w:r>
+        <w:t>Lecture 5</w:t>
+      </w:r>
+    </w:p>
+    <w:p>
+      <w:pPr>
+        <w:ind w:firstLine="0"/>
+      </w:pPr>
+      <w:r>
+        <w:drawing>
+          <wp:inline distT="0" distB="0" distL="0" distR="0" wp14:anchorId="63C1D931" wp14:editId="740BB299">
+            <wp:extent cx="5274310" cy="2610485"/>
+            <wp:effectExtent l="0" t="0" r="2540" b="0"/>
+            <wp:docPr id="1287953075" name="Picture 1"/>
+            <wp:cNvGraphicFramePr>
+              <a:graphicFrameLocks xmlns:a="http://schemas.openxmlformats.org/drawingml/2006/main" noChangeAspect="1"/>
+            </wp:cNvGraphicFramePr>
+            <a:graphic xmlns:a="http://schemas.openxmlformats.org/drawingml/2006/main">
+              <a:graphicData uri="http://schemas.openxmlformats.org/drawingml/2006/picture">
+                <pic:pic xmlns:pic="http://schemas.openxmlformats.org/drawingml/2006/picture">
+                  <pic:nvPicPr>
+                    <pic:cNvPr id="1287953075" name=""/>
+                    <pic:cNvPicPr/>
+                  </pic:nvPicPr>
+                  <pic:blipFill>
+                    <a:blip r:embed="rId18"/>
+                    <a:stretch>
+                      <a:fillRect/>
+                    </a:stretch>
+                  </pic:blipFill>
+                  <pic:spPr>
+                    <a:xfrm>
+                      <a:off x="0" y="0"/>
+                      <a:ext cx="5274310" cy="2610485"/>
+                    </a:xfrm>
+                    <a:prstGeom prst="rect">
+                      <a:avLst/>
+                    </a:prstGeom>
+                  </pic:spPr>
+                </pic:pic>
+              </a:graphicData>
+            </a:graphic>
+          </wp:inline>
+        </w:drawing>
+      </w:r>
+    </w:p>
+    <w:p>
+      <w:pPr>
+        <w:ind w:firstLine="0"/>
         <w:rPr>
           <w:rFonts w:hint="eastAsia"/>
         </w:rPr>
+      </w:pPr>
+      <w:r>
+        <w:lastRenderedPageBreak/>
+        <w:drawing>
+          <wp:inline distT="0" distB="0" distL="0" distR="0" wp14:anchorId="1F15A5E1" wp14:editId="1A06E975">
+            <wp:extent cx="5274310" cy="2588895"/>
+            <wp:effectExtent l="0" t="0" r="2540" b="1905"/>
+            <wp:docPr id="1096064546" name="Picture 1"/>
+            <wp:cNvGraphicFramePr>
+              <a:graphicFrameLocks xmlns:a="http://schemas.openxmlformats.org/drawingml/2006/main" noChangeAspect="1"/>
+            </wp:cNvGraphicFramePr>
+            <a:graphic xmlns:a="http://schemas.openxmlformats.org/drawingml/2006/main">
+              <a:graphicData uri="http://schemas.openxmlformats.org/drawingml/2006/picture">
+                <pic:pic xmlns:pic="http://schemas.openxmlformats.org/drawingml/2006/picture">
+                  <pic:nvPicPr>
+                    <pic:cNvPr id="1096064546" name=""/>
+                    <pic:cNvPicPr/>
+                  </pic:nvPicPr>
+                  <pic:blipFill>
+                    <a:blip r:embed="rId19"/>
+                    <a:stretch>
+                      <a:fillRect/>
+                    </a:stretch>
+                  </pic:blipFill>
+                  <pic:spPr>
+                    <a:xfrm>
+                      <a:off x="0" y="0"/>
+                      <a:ext cx="5274310" cy="2588895"/>
+                    </a:xfrm>
+                    <a:prstGeom prst="rect">
+                      <a:avLst/>
+                    </a:prstGeom>
+                  </pic:spPr>
+                </pic:pic>
+              </a:graphicData>
+            </a:graphic>
+          </wp:inline>
+        </w:drawing>
+      </w:r>
+    </w:p>
+    <w:p>
+      <w:pPr>
+        <w:ind w:firstLine="0"/>
+      </w:pPr>
+      <w:r>
+        <w:rPr>
+          <w:noProof/>
+        </w:rPr>
+        <w:drawing>
+          <wp:inline distT="0" distB="0" distL="0" distR="0" wp14:anchorId="5AA4AB4E" wp14:editId="1F1C88B4">
+            <wp:extent cx="5274310" cy="2178685"/>
+            <wp:effectExtent l="0" t="0" r="2540" b="0"/>
+            <wp:docPr id="1709298962" name="Picture 1"/>
+            <wp:cNvGraphicFramePr>
+              <a:graphicFrameLocks xmlns:a="http://schemas.openxmlformats.org/drawingml/2006/main" noChangeAspect="1"/>
+            </wp:cNvGraphicFramePr>
+            <a:graphic xmlns:a="http://schemas.openxmlformats.org/drawingml/2006/main">
+              <a:graphicData uri="http://schemas.openxmlformats.org/drawingml/2006/picture">
+                <pic:pic xmlns:pic="http://schemas.openxmlformats.org/drawingml/2006/picture">
+                  <pic:nvPicPr>
+                    <pic:cNvPr id="1709298962" name=""/>
+                    <pic:cNvPicPr/>
+                  </pic:nvPicPr>
+                  <pic:blipFill>
+                    <a:blip r:embed="rId20"/>
+                    <a:stretch>
+                      <a:fillRect/>
+                    </a:stretch>
+                  </pic:blipFill>
+                  <pic:spPr>
+                    <a:xfrm>
+                      <a:off x="0" y="0"/>
+                      <a:ext cx="5274310" cy="2178685"/>
+                    </a:xfrm>
+                    <a:prstGeom prst="rect">
+                      <a:avLst/>
+                    </a:prstGeom>
+                  </pic:spPr>
+                </pic:pic>
+              </a:graphicData>
+            </a:graphic>
+          </wp:inline>
+        </w:drawing>
+      </w:r>
+    </w:p>
+    <w:p>
+      <w:pPr>
+        <w:ind w:firstLine="0"/>
+      </w:pPr>
+      <w:r>
+        <w:rPr>
+          <w:noProof/>
+        </w:rPr>
+        <w:drawing>
+          <wp:inline distT="0" distB="0" distL="0" distR="0" wp14:anchorId="1801AD0B" wp14:editId="0780853B">
+            <wp:extent cx="5274310" cy="2688590"/>
+            <wp:effectExtent l="0" t="0" r="2540" b="0"/>
+            <wp:docPr id="1571404593" name="Picture 1"/>
+            <wp:cNvGraphicFramePr>
+              <a:graphicFrameLocks xmlns:a="http://schemas.openxmlformats.org/drawingml/2006/main" noChangeAspect="1"/>
+            </wp:cNvGraphicFramePr>
+            <a:graphic xmlns:a="http://schemas.openxmlformats.org/drawingml/2006/main">
+              <a:graphicData uri="http://schemas.openxmlformats.org/drawingml/2006/picture">
+                <pic:pic xmlns:pic="http://schemas.openxmlformats.org/drawingml/2006/picture">
+                  <pic:nvPicPr>
+                    <pic:cNvPr id="1571404593" name=""/>
+                    <pic:cNvPicPr/>
+                  </pic:nvPicPr>
+                  <pic:blipFill>
+                    <a:blip r:embed="rId21"/>
+                    <a:stretch>
+                      <a:fillRect/>
+                    </a:stretch>
+                  </pic:blipFill>
+                  <pic:spPr>
+                    <a:xfrm>
+                      <a:off x="0" y="0"/>
+                      <a:ext cx="5274310" cy="2688590"/>
+                    </a:xfrm>
+                    <a:prstGeom prst="rect">
+                      <a:avLst/>
+                    </a:prstGeom>
+                  </pic:spPr>
+                </pic:pic>
+              </a:graphicData>
+            </a:graphic>
+          </wp:inline>
+        </w:drawing>
+      </w:r>
+    </w:p>
+    <w:p>
+      <w:pPr>
+        <w:ind w:firstLine="0"/>
+      </w:pPr>
+    </w:p>
+    <w:p>
+      <w:pPr>
+        <w:ind w:firstLine="0"/>
       </w:pPr>
     </w:p>
     <w:sectPr>
@@ -3516,6 +3847,7 @@
   <w:style w:type="character" w:default="1" w:styleId="DefaultParagraphFont">
     <w:name w:val="Default Paragraph Font"/>
     <w:uiPriority w:val="1"/>
+    <w:semiHidden/>
     <w:unhideWhenUsed/>
   </w:style>
   <w:style w:type="table" w:default="1" w:styleId="TableNormal">
